--- a/data/demo-files/Globex-Mutual-NDA-v1-redline.docx
+++ b/data/demo-files/Globex-Mutual-NDA-v1-redline.docx
@@ -23,7 +23,7 @@
         <w:jc w:val="both"/>
       </w:pPr>
       <w:r>
-        <w:t xml:space="preserve">This Agreement is made between PortSwigger Ltd, a company registered in England and Wales ("PortSwigger"), and Globex Retail Inc., a Delaware corporation whose principal office is at 200 Harbor Drive, Boston, Massachusetts ("Globex").</w:t>
+        <w:t xml:space="preserve">This Agreement is made between PortSwigger Ltd, a company registered in England and Wales ("PortSwigger"), and Globex Retail Inc., an Illinois corporation whose principal office is at 233 South Wacker Drive, Chicago, Illinois ("Globex").</w:t>
       </w:r>
     </w:p>
     <w:p>
@@ -357,7 +357,7 @@
             <w:b w:val="false"/>
             <w:bCs w:val="false"/>
           </w:rPr>
-          <w:t xml:space="preserve">five (5) </w:t>
+          <w:t xml:space="preserve">seven (7) </w:t>
         </w:r>
       </w:ins>
       <w:r>
@@ -614,7 +614,7 @@
         <w:jc w:val="both"/>
       </w:pPr>
       <w:r>
-        <w:t xml:space="preserve">Signed for and on behalf of PortSwigger Ltd by [Authorised Signatory], Director. Signed for and on behalf of Globex Retail Inc. by Dana Whitfield, General Counsel.</w:t>
+        <w:t xml:space="preserve">Signed for and on behalf of PortSwigger Ltd by [Authorised Signatory], Director. Signed for and on behalf of Globex Retail Inc. by Marcus Reyes, General Counsel.</w:t>
       </w:r>
     </w:p>
     <w:sectPr>
@@ -653,7 +653,7 @@
   <w:comment w:id="3" w:author="Globex Legal" w:date="2026-10-12T14:30:00.000Z">
     <w:p>
       <w:r>
-        <w:t xml:space="preserve">Our board requires a five-year term for all supplier NDAs.</w:t>
+        <w:t xml:space="preserve">Our board requires a seven-year term for all supplier NDAs.</w:t>
       </w:r>
     </w:p>
   </w:comment>

--- a/data/demo-files/Globex-Mutual-NDA-v1-redline.docx
+++ b/data/demo-files/Globex-Mutual-NDA-v1-redline.docx
@@ -23,7 +23,7 @@
         <w:jc w:val="both"/>
       </w:pPr>
       <w:r>
-        <w:t xml:space="preserve">This Agreement is made between PortSwigger Ltd, a company registered in England and Wales ("PortSwigger"), and Globex Retail Inc., an Illinois corporation whose principal office is at 233 South Wacker Drive, Chicago, Illinois ("Globex").</w:t>
+        <w:t xml:space="preserve">This Agreement is made between Example Ltd, a company registered in England and Wales ("Example"), and Globex Retail Inc., an Illinois corporation whose principal office is at 233 South Wacker Drive, Chicago, Illinois ("Globex").</w:t>
       </w:r>
     </w:p>
     <w:p>
@@ -604,7 +604,7 @@
             <w:b w:val="false"/>
             <w:bCs w:val="false"/>
           </w:rPr>
-          <w:t xml:space="preserve">Non-solicitation. During the term of this Agreement and for twenty-four (24) months after it ends, PortSwigger shall not directly or indirectly solicit, employ or engage any employee of Globex with whom it has had contact in connection with the Purpose.</w:t>
+          <w:t xml:space="preserve">Non-solicitation. During the term of this Agreement and for twenty-four (24) months after it ends, Example shall not directly or indirectly solicit, employ or engage any employee of Globex with whom it has had contact in connection with the Purpose.</w:t>
         </w:r>
       </w:ins>
     </w:p>
@@ -614,7 +614,7 @@
         <w:jc w:val="both"/>
       </w:pPr>
       <w:r>
-        <w:t xml:space="preserve">Signed for and on behalf of PortSwigger Ltd by [Authorised Signatory], Director. Signed for and on behalf of Globex Retail Inc. by Marcus Reyes, General Counsel.</w:t>
+        <w:t xml:space="preserve">Signed for and on behalf of Example Ltd by [Authorised Signatory], Director. Signed for and on behalf of Globex Retail Inc. by Marcus Reyes, General Counsel.</w:t>
       </w:r>
     </w:p>
     <w:sectPr>
